--- a/tests/corpus/generated/contract-zh.docx
+++ b/tests/corpus/generated/contract-zh.docx
@@ -354,6 +354,7 @@
         </w:tc>
       </w:tr>
     </w:tbl>
+    <w:p/>
     <w:sectPr>
       <w:footerReference w:type="default" r:id="rId5"/>
       <w:pgSz w:w="11906" w:h="16838"/>
@@ -595,7 +596,7 @@
         <w:rFonts w:ascii="Times New Roman" w:hAnsi="Times New Roman" w:eastAsia="SimSun" w:cs="Times New Roman"/>
         <w:sz w:val="24"/>
         <w:szCs w:val="24"/>
-        <w:lang w:val="zh-CN" w:eastAsia="zh-CN" w:bidi="ar-SA"/>
+        <w:lang w:val="en-US" w:eastAsia="zh-CN" w:bidi="ar-SA"/>
       </w:rPr>
     </w:rPrDefault>
     <w:pPrDefault>
